--- a/기획/시스템_게임진행-자원판매,스테이지종료조건,할당량.docx
+++ b/기획/시스템_게임진행-자원판매,스테이지종료조건,할당량.docx
@@ -29,9 +29,6 @@
         <w:p>
           <w:pPr>
             <w:pStyle w:val="TOC"/>
-            <w:rPr>
-              <w:rFonts w:hint="eastAsia"/>
-            </w:rPr>
           </w:pPr>
           <w:r>
             <w:rPr>
@@ -294,7 +291,21 @@
         <w:rPr>
           <w:rFonts w:hint="eastAsia"/>
         </w:rPr>
-        <w:t>[판매기(SellingMachine)</w:t>
+        <w:t>[판매기(</w:t>
+      </w:r>
+      <w:proofErr w:type="spellStart"/>
+      <w:r>
+        <w:rPr>
+          <w:rFonts w:hint="eastAsia"/>
+        </w:rPr>
+        <w:t>SellingMachine</w:t>
+      </w:r>
+      <w:proofErr w:type="spellEnd"/>
+      <w:r>
+        <w:rPr>
+          <w:rFonts w:hint="eastAsia"/>
+        </w:rPr>
+        <w:t>)</w:t>
       </w:r>
       <w:r>
         <w:rPr>
@@ -644,7 +655,7 @@
           <w:noProof/>
         </w:rPr>
         <w:drawing>
-          <wp:anchor distT="0" distB="0" distL="114300" distR="114300" simplePos="0" relativeHeight="251673600" behindDoc="0" locked="0" layoutInCell="1" allowOverlap="1" wp14:anchorId="7AA79972" wp14:editId="5A70110C">
+          <wp:anchor distT="0" distB="0" distL="114300" distR="114300" simplePos="0" relativeHeight="251673600" behindDoc="0" locked="0" layoutInCell="1" allowOverlap="1" wp14:anchorId="7AA79972" wp14:editId="7D3E4D7E">
             <wp:simplePos x="0" y="0"/>
             <wp:positionH relativeFrom="margin">
               <wp:posOffset>1943100</wp:posOffset>
@@ -1444,7 +1455,21 @@
         <w:rPr>
           <w:rFonts w:hint="eastAsia"/>
         </w:rPr>
-        <w:t xml:space="preserve">지정된 위치들 중 랜덤한 </w:t>
+        <w:t xml:space="preserve">지정된 위치들 중 </w:t>
+      </w:r>
+      <w:proofErr w:type="spellStart"/>
+      <w:r>
+        <w:rPr>
+          <w:rFonts w:hint="eastAsia"/>
+        </w:rPr>
+        <w:t>랜덤한</w:t>
+      </w:r>
+      <w:proofErr w:type="spellEnd"/>
+      <w:r>
+        <w:rPr>
+          <w:rFonts w:hint="eastAsia"/>
+        </w:rPr>
+        <w:t xml:space="preserve"> </w:t>
       </w:r>
       <w:r>
         <w:rPr>
@@ -1516,7 +1541,21 @@
         <w:rPr>
           <w:rFonts w:hint="eastAsia"/>
         </w:rPr>
-        <w:t xml:space="preserve"> 특수 기믹 판매기가 아니라면 열린 상태로 시작한다.</w:t>
+        <w:t xml:space="preserve"> 특수 </w:t>
+      </w:r>
+      <w:proofErr w:type="spellStart"/>
+      <w:r>
+        <w:rPr>
+          <w:rFonts w:hint="eastAsia"/>
+        </w:rPr>
+        <w:t>기믹</w:t>
+      </w:r>
+      <w:proofErr w:type="spellEnd"/>
+      <w:r>
+        <w:rPr>
+          <w:rFonts w:hint="eastAsia"/>
+        </w:rPr>
+        <w:t xml:space="preserve"> 판매기가 아니라면 열린 상태로 시작한다.</w:t>
       </w:r>
     </w:p>
     <w:p>
@@ -1576,14 +1615,42 @@
         <w:rPr>
           <w:rFonts w:hint="eastAsia"/>
         </w:rPr>
-        <w:t xml:space="preserve"> SellingMachine_bar가 올라가는 애니메이션이 나오고, 크레딧이 획득된다.</w:t>
-      </w:r>
-      <w:r>
-        <w:rPr>
-          <w:rFonts w:hint="eastAsia"/>
-        </w:rPr>
         <w:t xml:space="preserve"> </w:t>
       </w:r>
+      <w:proofErr w:type="spellStart"/>
+      <w:r>
+        <w:rPr>
+          <w:rFonts w:hint="eastAsia"/>
+        </w:rPr>
+        <w:t>SellingMachine_bar</w:t>
+      </w:r>
+      <w:proofErr w:type="spellEnd"/>
+      <w:r>
+        <w:rPr>
+          <w:rFonts w:hint="eastAsia"/>
+        </w:rPr>
+        <w:t xml:space="preserve">가 올라가는 애니메이션이 나오고, </w:t>
+      </w:r>
+      <w:proofErr w:type="spellStart"/>
+      <w:r>
+        <w:rPr>
+          <w:rFonts w:hint="eastAsia"/>
+        </w:rPr>
+        <w:t>크레딧이</w:t>
+      </w:r>
+      <w:proofErr w:type="spellEnd"/>
+      <w:r>
+        <w:rPr>
+          <w:rFonts w:hint="eastAsia"/>
+        </w:rPr>
+        <w:t xml:space="preserve"> 획득된다.</w:t>
+      </w:r>
+      <w:r>
+        <w:rPr>
+          <w:rFonts w:hint="eastAsia"/>
+        </w:rPr>
+        <w:t xml:space="preserve"> </w:t>
+      </w:r>
       <w:r>
         <w:br/>
       </w:r>
@@ -1593,11 +1660,19 @@
         </w:rPr>
         <w:t xml:space="preserve">이후 </w:t>
       </w:r>
-      <w:r>
-        <w:rPr>
-          <w:rFonts w:hint="eastAsia"/>
-        </w:rPr>
-        <w:t>SellingMachine_bar가 내려가는 애니메이션이 나온 뒤, 다시 스크랩을 내려놓을 수 있게 된다</w:t>
+      <w:proofErr w:type="spellStart"/>
+      <w:r>
+        <w:rPr>
+          <w:rFonts w:hint="eastAsia"/>
+        </w:rPr>
+        <w:t>SellingMachine_bar</w:t>
+      </w:r>
+      <w:proofErr w:type="spellEnd"/>
+      <w:r>
+        <w:rPr>
+          <w:rFonts w:hint="eastAsia"/>
+        </w:rPr>
+        <w:t>가 내려가는 애니메이션이 나온 뒤, 다시 스크랩을 내려놓을 수 있게 된다</w:t>
       </w:r>
       <w:r>
         <w:rPr>
@@ -1718,7 +1793,21 @@
         <w:rPr>
           <w:rFonts w:hint="eastAsia"/>
         </w:rPr>
-        <w:t>특수 기믹 판매기 개수</w:t>
+        <w:t xml:space="preserve">특수 </w:t>
+      </w:r>
+      <w:proofErr w:type="spellStart"/>
+      <w:r>
+        <w:rPr>
+          <w:rFonts w:hint="eastAsia"/>
+        </w:rPr>
+        <w:t>기믹</w:t>
+      </w:r>
+      <w:proofErr w:type="spellEnd"/>
+      <w:r>
+        <w:rPr>
+          <w:rFonts w:hint="eastAsia"/>
+        </w:rPr>
+        <w:t xml:space="preserve"> 판매기 개수</w:t>
       </w:r>
       <w:r>
         <w:t>’</w:t>
@@ -2017,7 +2106,25 @@
                 <w:b/>
                 <w:bCs/>
               </w:rPr>
-              <w:t>특수 기믹 판매기 개수</w:t>
+              <w:t xml:space="preserve">특수 </w:t>
+            </w:r>
+            <w:proofErr w:type="spellStart"/>
+            <w:r>
+              <w:rPr>
+                <w:rFonts w:hint="eastAsia"/>
+                <w:b/>
+                <w:bCs/>
+              </w:rPr>
+              <w:t>기믹</w:t>
+            </w:r>
+            <w:proofErr w:type="spellEnd"/>
+            <w:r>
+              <w:rPr>
+                <w:rFonts w:hint="eastAsia"/>
+                <w:b/>
+                <w:bCs/>
+              </w:rPr>
+              <w:t xml:space="preserve"> 판매기 개수</w:t>
             </w:r>
           </w:p>
         </w:tc>
@@ -2215,7 +2322,21 @@
         <w:rPr>
           <w:rFonts w:hint="eastAsia"/>
         </w:rPr>
-        <w:t>&lt;특수 기믹 판매기&gt;</w:t>
+        <w:t xml:space="preserve">&lt;특수 </w:t>
+      </w:r>
+      <w:proofErr w:type="spellStart"/>
+      <w:r>
+        <w:rPr>
+          <w:rFonts w:hint="eastAsia"/>
+        </w:rPr>
+        <w:t>기믹</w:t>
+      </w:r>
+      <w:proofErr w:type="spellEnd"/>
+      <w:r>
+        <w:rPr>
+          <w:rFonts w:hint="eastAsia"/>
+        </w:rPr>
+        <w:t xml:space="preserve"> 판매기&gt;</w:t>
       </w:r>
     </w:p>
     <w:p>
@@ -2260,29 +2381,63 @@
           <w:b/>
           <w:bCs/>
         </w:rPr>
-        <w:t xml:space="preserve">특수 기믹 </w:t>
-      </w:r>
-      <w:r>
-        <w:rPr>
+        <w:t xml:space="preserve">특수 </w:t>
+      </w:r>
+      <w:proofErr w:type="spellStart"/>
+      <w:r>
+        <w:rPr>
+          <w:rFonts w:hint="eastAsia"/>
           <w:b/>
           <w:bCs/>
         </w:rPr>
-        <w:t>판매기</w:t>
-      </w:r>
+        <w:t>기믹</w:t>
+      </w:r>
+      <w:proofErr w:type="spellEnd"/>
       <w:r>
         <w:rPr>
           <w:rFonts w:hint="eastAsia"/>
           <w:b/>
           <w:bCs/>
         </w:rPr>
-        <w:t>에</w:t>
+        <w:t xml:space="preserve"> </w:t>
       </w:r>
       <w:r>
         <w:rPr>
           <w:b/>
           <w:bCs/>
         </w:rPr>
-        <w:t xml:space="preserve"> 판매 시 크레딧을 </w:t>
+        <w:t>판매기</w:t>
+      </w:r>
+      <w:r>
+        <w:rPr>
+          <w:rFonts w:hint="eastAsia"/>
+          <w:b/>
+          <w:bCs/>
+        </w:rPr>
+        <w:t>에</w:t>
+      </w:r>
+      <w:r>
+        <w:rPr>
+          <w:b/>
+          <w:bCs/>
+        </w:rPr>
+        <w:t xml:space="preserve"> 판매 시 </w:t>
+      </w:r>
+      <w:proofErr w:type="spellStart"/>
+      <w:r>
+        <w:rPr>
+          <w:b/>
+          <w:bCs/>
+        </w:rPr>
+        <w:t>크레딧을</w:t>
+      </w:r>
+      <w:proofErr w:type="spellEnd"/>
+      <w:r>
+        <w:rPr>
+          <w:b/>
+          <w:bCs/>
+        </w:rPr>
+        <w:t xml:space="preserve"> </w:t>
       </w:r>
       <w:r>
         <w:rPr>
@@ -2309,7 +2464,23 @@
     </w:p>
     <w:p>
       <w:r>
-        <w:t>1. 리썰 함선처럼 기지 문을 시간차 두고 열리고 닫히게 함(기지와 내부 맵이 연결된 문은 한 개임)</w:t>
+        <w:t xml:space="preserve">1. </w:t>
+      </w:r>
+      <w:proofErr w:type="spellStart"/>
+      <w:r>
+        <w:t>리썰</w:t>
+      </w:r>
+      <w:proofErr w:type="spellEnd"/>
+      <w:r>
+        <w:t xml:space="preserve"> 함선처럼 기지 문을 시간차 두고 열리고 닫히게 함(기지와 내부 </w:t>
+      </w:r>
+      <w:proofErr w:type="spellStart"/>
+      <w:r>
+        <w:t>맵이</w:t>
+      </w:r>
+      <w:proofErr w:type="spellEnd"/>
+      <w:r>
+        <w:t xml:space="preserve"> 연결된 문은 한 개임)</w:t>
       </w:r>
     </w:p>
     <w:p>
@@ -2319,7 +2490,15 @@
     </w:p>
     <w:p>
       <w:r>
-        <w:t xml:space="preserve">3. 맵 3개 플레이하고 할당량 총 정산하는 현재 방식은 유지한다. 단, 기지에 둔 채 다음 맵으로 갈 때마다 각 스크랩 금액이 </w:t>
+        <w:t xml:space="preserve">3. 맵 3개 플레이하고 할당량 총 정산하는 현재 방식은 유지한다. 단, 기지에 둔 채 다음 </w:t>
+      </w:r>
+      <w:proofErr w:type="spellStart"/>
+      <w:r>
+        <w:t>맵으로</w:t>
+      </w:r>
+      <w:proofErr w:type="spellEnd"/>
+      <w:r>
+        <w:t xml:space="preserve"> 갈 때마다 각 스크랩 금액이 </w:t>
       </w:r>
       <w:r>
         <w:rPr>
@@ -2335,9 +2514,6 @@
     <w:p>
       <w:pPr>
         <w:pStyle w:val="1"/>
-        <w:rPr>
-          <w:rFonts w:hint="eastAsia"/>
-        </w:rPr>
       </w:pPr>
       <w:bookmarkStart w:id="1" w:name="_Toc231859580"/>
       <w:r>
@@ -2439,7 +2615,6 @@
     <w:p>
       <w:pPr>
         <w:rPr>
-          <w:rFonts w:hint="eastAsia"/>
           <w:b/>
           <w:bCs/>
           <w:color w:val="EE0000"/>
@@ -2459,13 +2634,7 @@
         <w:t>* 한 판 = 10분</w:t>
       </w:r>
     </w:p>
-    <w:p>
-      <w:pPr>
-        <w:rPr>
-          <w:rFonts w:hint="eastAsia"/>
-        </w:rPr>
-      </w:pPr>
-    </w:p>
+    <w:p/>
     <w:p>
       <w:pPr>
         <w:pStyle w:val="1"/>
@@ -2692,13 +2861,14 @@
     <w:tbl>
       <w:tblPr>
         <w:tblStyle w:val="ac"/>
-        <w:tblW w:w="0" w:type="auto"/>
+        <w:tblW w:w="10454" w:type="dxa"/>
         <w:jc w:val="center"/>
         <w:tblLayout w:type="fixed"/>
         <w:tblLook w:val="04A0" w:firstRow="1" w:lastRow="0" w:firstColumn="1" w:lastColumn="0" w:noHBand="0" w:noVBand="1"/>
       </w:tblPr>
       <w:tblGrid>
         <w:gridCol w:w="775"/>
+        <w:gridCol w:w="1802"/>
         <w:gridCol w:w="1606"/>
         <w:gridCol w:w="842"/>
         <w:gridCol w:w="5429"/>
@@ -2710,40 +2880,74 @@
         <w:tc>
           <w:tcPr>
             <w:tcW w:w="775" w:type="dxa"/>
-          </w:tcPr>
-          <w:p>
-            <w:pPr>
-              <w:jc w:val="center"/>
-              <w:rPr>
-                <w:szCs w:val="22"/>
-              </w:rPr>
-            </w:pPr>
-            <w:r>
-              <w:rPr>
-                <w:rFonts w:hint="eastAsia"/>
-                <w:szCs w:val="22"/>
-              </w:rPr>
-              <w:t>Q</w:t>
-            </w:r>
-            <w:r>
-              <w:rPr>
-                <w:rFonts w:hint="eastAsia"/>
-                <w:szCs w:val="22"/>
-                <w:vertAlign w:val="subscript"/>
-              </w:rPr>
-              <w:t>n</w:t>
-            </w:r>
+            <w:shd w:val="clear" w:color="auto" w:fill="D1D1D1" w:themeFill="background2" w:themeFillShade="E6"/>
+          </w:tcPr>
+          <w:p>
+            <w:pPr>
+              <w:jc w:val="center"/>
+              <w:rPr>
+                <w:rFonts w:hint="eastAsia"/>
+                <w:sz w:val="28"/>
+                <w:szCs w:val="28"/>
+              </w:rPr>
+            </w:pPr>
+          </w:p>
+        </w:tc>
+        <w:tc>
+          <w:tcPr>
+            <w:tcW w:w="1802" w:type="dxa"/>
+            <w:shd w:val="clear" w:color="auto" w:fill="D1D1D1" w:themeFill="background2" w:themeFillShade="E6"/>
+          </w:tcPr>
+          <w:p>
+            <w:pPr>
+              <w:jc w:val="center"/>
+              <w:rPr>
+                <w:rFonts w:hint="eastAsia"/>
+                <w:sz w:val="28"/>
+                <w:szCs w:val="28"/>
+              </w:rPr>
+            </w:pPr>
+            <w:proofErr w:type="spellStart"/>
+            <w:r>
+              <w:rPr>
+                <w:rFonts w:hint="eastAsia"/>
+                <w:sz w:val="28"/>
+                <w:szCs w:val="28"/>
+              </w:rPr>
+              <w:t>json</w:t>
+            </w:r>
+            <w:proofErr w:type="spellEnd"/>
+            <w:r>
+              <w:rPr>
+                <w:rFonts w:hint="eastAsia"/>
+                <w:sz w:val="28"/>
+                <w:szCs w:val="28"/>
+              </w:rPr>
+              <w:t xml:space="preserve"> </w:t>
+            </w:r>
+            <w:proofErr w:type="spellStart"/>
+            <w:r>
+              <w:rPr>
+                <w:rFonts w:hint="eastAsia"/>
+                <w:sz w:val="28"/>
+                <w:szCs w:val="28"/>
+              </w:rPr>
+              <w:t>변수명</w:t>
+            </w:r>
+            <w:proofErr w:type="spellEnd"/>
           </w:p>
         </w:tc>
         <w:tc>
           <w:tcPr>
             <w:tcW w:w="1606" w:type="dxa"/>
-          </w:tcPr>
-          <w:p>
-            <w:pPr>
-              <w:jc w:val="center"/>
-              <w:rPr>
-                <w:szCs w:val="22"/>
+            <w:shd w:val="clear" w:color="auto" w:fill="D1D1D1" w:themeFill="background2" w:themeFillShade="E6"/>
+          </w:tcPr>
+          <w:p>
+            <w:pPr>
+              <w:jc w:val="center"/>
+              <w:rPr>
+                <w:sz w:val="28"/>
+                <w:szCs w:val="28"/>
               </w:rPr>
             </w:pPr>
           </w:p>
@@ -2751,12 +2955,14 @@
         <w:tc>
           <w:tcPr>
             <w:tcW w:w="842" w:type="dxa"/>
-          </w:tcPr>
-          <w:p>
-            <w:pPr>
-              <w:jc w:val="center"/>
-              <w:rPr>
-                <w:szCs w:val="22"/>
+            <w:shd w:val="clear" w:color="auto" w:fill="D1D1D1" w:themeFill="background2" w:themeFillShade="E6"/>
+          </w:tcPr>
+          <w:p>
+            <w:pPr>
+              <w:jc w:val="center"/>
+              <w:rPr>
+                <w:sz w:val="28"/>
+                <w:szCs w:val="28"/>
               </w:rPr>
             </w:pPr>
           </w:p>
@@ -2764,20 +2970,16 @@
         <w:tc>
           <w:tcPr>
             <w:tcW w:w="5429" w:type="dxa"/>
-          </w:tcPr>
-          <w:p>
-            <w:pPr>
-              <w:rPr>
-                <w:szCs w:val="22"/>
-              </w:rPr>
-            </w:pPr>
-            <w:r>
-              <w:rPr>
-                <w:rFonts w:hint="eastAsia"/>
-                <w:szCs w:val="22"/>
-              </w:rPr>
-              <w:t>새로운 할당량</w:t>
-            </w:r>
+            <w:shd w:val="clear" w:color="auto" w:fill="D1D1D1" w:themeFill="background2" w:themeFillShade="E6"/>
+          </w:tcPr>
+          <w:p>
+            <w:pPr>
+              <w:rPr>
+                <w:rFonts w:hint="eastAsia"/>
+                <w:sz w:val="28"/>
+                <w:szCs w:val="28"/>
+              </w:rPr>
+            </w:pPr>
           </w:p>
         </w:tc>
       </w:tr>
@@ -2809,8 +3011,21 @@
                 <w:szCs w:val="22"/>
                 <w:vertAlign w:val="subscript"/>
               </w:rPr>
-              <w:t>n-1</w:t>
-            </w:r>
+              <w:t>n</w:t>
+            </w:r>
+          </w:p>
+        </w:tc>
+        <w:tc>
+          <w:tcPr>
+            <w:tcW w:w="1802" w:type="dxa"/>
+          </w:tcPr>
+          <w:p>
+            <w:pPr>
+              <w:jc w:val="center"/>
+              <w:rPr>
+                <w:szCs w:val="22"/>
+              </w:rPr>
+            </w:pPr>
           </w:p>
         </w:tc>
         <w:tc>
@@ -2854,7 +3069,7 @@
                 <w:rFonts w:hint="eastAsia"/>
                 <w:szCs w:val="22"/>
               </w:rPr>
-              <w:t>이전 할당량</w:t>
+              <w:t>새로운 할당량</w:t>
             </w:r>
           </w:p>
         </w:tc>
@@ -2879,8 +3094,29 @@
                 <w:rFonts w:hint="eastAsia"/>
                 <w:szCs w:val="22"/>
               </w:rPr>
-              <w:t>C</w:t>
-            </w:r>
+              <w:t>Q</w:t>
+            </w:r>
+            <w:r>
+              <w:rPr>
+                <w:rFonts w:hint="eastAsia"/>
+                <w:szCs w:val="22"/>
+                <w:vertAlign w:val="subscript"/>
+              </w:rPr>
+              <w:t>n-1</w:t>
+            </w:r>
+          </w:p>
+        </w:tc>
+        <w:tc>
+          <w:tcPr>
+            <w:tcW w:w="1802" w:type="dxa"/>
+          </w:tcPr>
+          <w:p>
+            <w:pPr>
+              <w:jc w:val="center"/>
+              <w:rPr>
+                <w:szCs w:val="22"/>
+              </w:rPr>
+            </w:pPr>
           </w:p>
         </w:tc>
         <w:tc>
@@ -2894,13 +3130,6 @@
                 <w:szCs w:val="22"/>
               </w:rPr>
             </w:pPr>
-            <w:r>
-              <w:rPr>
-                <w:rFonts w:hint="eastAsia"/>
-                <w:szCs w:val="22"/>
-              </w:rPr>
-              <w:t>기획자 조정</w:t>
-            </w:r>
           </w:p>
         </w:tc>
         <w:tc>
@@ -2914,13 +3143,6 @@
                 <w:szCs w:val="22"/>
               </w:rPr>
             </w:pPr>
-            <w:r>
-              <w:rPr>
-                <w:rFonts w:hint="eastAsia"/>
-                <w:szCs w:val="22"/>
-              </w:rPr>
-              <w:t>50</w:t>
-            </w:r>
           </w:p>
         </w:tc>
         <w:tc>
@@ -2938,7 +3160,7 @@
                 <w:rFonts w:hint="eastAsia"/>
                 <w:szCs w:val="22"/>
               </w:rPr>
-              <w:t>기본 증가값</w:t>
+              <w:t>이전 할당량</w:t>
             </w:r>
           </w:p>
         </w:tc>
@@ -2963,8 +3185,37 @@
                 <w:rFonts w:hint="eastAsia"/>
                 <w:szCs w:val="22"/>
               </w:rPr>
-              <w:t>n</w:t>
-            </w:r>
+              <w:t>C</w:t>
+            </w:r>
+          </w:p>
+        </w:tc>
+        <w:tc>
+          <w:tcPr>
+            <w:tcW w:w="1802" w:type="dxa"/>
+          </w:tcPr>
+          <w:p>
+            <w:pPr>
+              <w:jc w:val="center"/>
+              <w:rPr>
+                <w:rFonts w:hint="eastAsia"/>
+                <w:szCs w:val="22"/>
+              </w:rPr>
+            </w:pPr>
+            <w:proofErr w:type="spellStart"/>
+            <w:r>
+              <w:rPr>
+                <w:szCs w:val="22"/>
+              </w:rPr>
+              <w:t>increase</w:t>
+            </w:r>
+            <w:r>
+              <w:rPr>
+                <w:rFonts w:hint="eastAsia"/>
+                <w:szCs w:val="22"/>
+              </w:rPr>
+              <w:t>Credit</w:t>
+            </w:r>
+            <w:proofErr w:type="spellEnd"/>
           </w:p>
         </w:tc>
         <w:tc>
@@ -2978,6 +3229,13 @@
                 <w:szCs w:val="22"/>
               </w:rPr>
             </w:pPr>
+            <w:r>
+              <w:rPr>
+                <w:rFonts w:hint="eastAsia"/>
+                <w:szCs w:val="22"/>
+              </w:rPr>
+              <w:t>기획자 조정</w:t>
+            </w:r>
           </w:p>
         </w:tc>
         <w:tc>
@@ -2991,6 +3249,13 @@
                 <w:szCs w:val="22"/>
               </w:rPr>
             </w:pPr>
+            <w:r>
+              <w:rPr>
+                <w:rFonts w:hint="eastAsia"/>
+                <w:szCs w:val="22"/>
+              </w:rPr>
+              <w:t>50</w:t>
+            </w:r>
           </w:p>
         </w:tc>
         <w:tc>
@@ -3008,8 +3273,17 @@
                 <w:rFonts w:hint="eastAsia"/>
                 <w:szCs w:val="22"/>
               </w:rPr>
-              <w:t>현재까지의 활당량 완수 횟수</w:t>
-            </w:r>
+              <w:t xml:space="preserve">기본 </w:t>
+            </w:r>
+            <w:proofErr w:type="spellStart"/>
+            <w:r>
+              <w:rPr>
+                <w:rFonts w:hint="eastAsia"/>
+                <w:szCs w:val="22"/>
+              </w:rPr>
+              <w:t>증가값</w:t>
+            </w:r>
+            <w:proofErr w:type="spellEnd"/>
           </w:p>
         </w:tc>
       </w:tr>
@@ -3030,10 +3304,24 @@
             </w:pPr>
             <w:r>
               <w:rPr>
-                <w:szCs w:val="22"/>
-              </w:rPr>
-              <w:t>k</w:t>
-            </w:r>
+                <w:rFonts w:hint="eastAsia"/>
+                <w:szCs w:val="22"/>
+              </w:rPr>
+              <w:t>n</w:t>
+            </w:r>
+          </w:p>
+        </w:tc>
+        <w:tc>
+          <w:tcPr>
+            <w:tcW w:w="1802" w:type="dxa"/>
+          </w:tcPr>
+          <w:p>
+            <w:pPr>
+              <w:jc w:val="center"/>
+              <w:rPr>
+                <w:szCs w:val="22"/>
+              </w:rPr>
+            </w:pPr>
           </w:p>
         </w:tc>
         <w:tc>
@@ -3047,13 +3335,6 @@
                 <w:szCs w:val="22"/>
               </w:rPr>
             </w:pPr>
-            <w:r>
-              <w:rPr>
-                <w:rFonts w:hint="eastAsia"/>
-                <w:szCs w:val="22"/>
-              </w:rPr>
-              <w:t>기획자 조정</w:t>
-            </w:r>
           </w:p>
         </w:tc>
         <w:tc>
@@ -3067,13 +3348,6 @@
                 <w:szCs w:val="22"/>
               </w:rPr>
             </w:pPr>
-            <w:r>
-              <w:rPr>
-                <w:rFonts w:hint="eastAsia"/>
-                <w:szCs w:val="22"/>
-              </w:rPr>
-              <w:t>16</w:t>
-            </w:r>
           </w:p>
         </w:tc>
         <w:tc>
@@ -3091,7 +3365,23 @@
                 <w:rFonts w:hint="eastAsia"/>
                 <w:szCs w:val="22"/>
               </w:rPr>
-              <w:t>할당량 상승 곡선 완화값 (클수록 완만해짐)</w:t>
+              <w:t xml:space="preserve">현재까지의 </w:t>
+            </w:r>
+            <w:proofErr w:type="spellStart"/>
+            <w:r>
+              <w:rPr>
+                <w:rFonts w:hint="eastAsia"/>
+                <w:szCs w:val="22"/>
+              </w:rPr>
+              <w:t>활당량</w:t>
+            </w:r>
+            <w:proofErr w:type="spellEnd"/>
+            <w:r>
+              <w:rPr>
+                <w:rFonts w:hint="eastAsia"/>
+                <w:szCs w:val="22"/>
+              </w:rPr>
+              <w:t xml:space="preserve"> 완수 횟수</w:t>
             </w:r>
           </w:p>
         </w:tc>
@@ -3113,11 +3403,152 @@
             </w:pPr>
             <w:r>
               <w:rPr>
+                <w:szCs w:val="22"/>
+              </w:rPr>
+              <w:t>k</w:t>
+            </w:r>
+          </w:p>
+        </w:tc>
+        <w:tc>
+          <w:tcPr>
+            <w:tcW w:w="1802" w:type="dxa"/>
+          </w:tcPr>
+          <w:p>
+            <w:pPr>
+              <w:jc w:val="center"/>
+              <w:rPr>
+                <w:rFonts w:hint="eastAsia"/>
+                <w:szCs w:val="22"/>
+              </w:rPr>
+            </w:pPr>
+            <w:proofErr w:type="spellStart"/>
+            <w:r>
+              <w:rPr>
+                <w:szCs w:val="22"/>
+              </w:rPr>
+              <w:t>relaxivity</w:t>
+            </w:r>
+            <w:r>
+              <w:rPr>
+                <w:rFonts w:hint="eastAsia"/>
+                <w:szCs w:val="22"/>
+              </w:rPr>
+              <w:t>Value</w:t>
+            </w:r>
+            <w:proofErr w:type="spellEnd"/>
+          </w:p>
+        </w:tc>
+        <w:tc>
+          <w:tcPr>
+            <w:tcW w:w="1606" w:type="dxa"/>
+          </w:tcPr>
+          <w:p>
+            <w:pPr>
+              <w:jc w:val="center"/>
+              <w:rPr>
+                <w:szCs w:val="22"/>
+              </w:rPr>
+            </w:pPr>
+            <w:r>
+              <w:rPr>
+                <w:rFonts w:hint="eastAsia"/>
+                <w:szCs w:val="22"/>
+              </w:rPr>
+              <w:t>기획자 조정</w:t>
+            </w:r>
+          </w:p>
+        </w:tc>
+        <w:tc>
+          <w:tcPr>
+            <w:tcW w:w="842" w:type="dxa"/>
+          </w:tcPr>
+          <w:p>
+            <w:pPr>
+              <w:jc w:val="center"/>
+              <w:rPr>
+                <w:szCs w:val="22"/>
+              </w:rPr>
+            </w:pPr>
+            <w:r>
+              <w:rPr>
+                <w:rFonts w:hint="eastAsia"/>
+                <w:szCs w:val="22"/>
+              </w:rPr>
+              <w:t>16</w:t>
+            </w:r>
+          </w:p>
+        </w:tc>
+        <w:tc>
+          <w:tcPr>
+            <w:tcW w:w="5429" w:type="dxa"/>
+          </w:tcPr>
+          <w:p>
+            <w:pPr>
+              <w:rPr>
+                <w:szCs w:val="22"/>
+              </w:rPr>
+            </w:pPr>
+            <w:r>
+              <w:rPr>
+                <w:rFonts w:hint="eastAsia"/>
+                <w:szCs w:val="22"/>
+              </w:rPr>
+              <w:t xml:space="preserve">할당량 상승 곡선 </w:t>
+            </w:r>
+            <w:proofErr w:type="spellStart"/>
+            <w:r>
+              <w:rPr>
+                <w:rFonts w:hint="eastAsia"/>
+                <w:szCs w:val="22"/>
+              </w:rPr>
+              <w:t>완화값</w:t>
+            </w:r>
+            <w:proofErr w:type="spellEnd"/>
+            <w:r>
+              <w:rPr>
+                <w:rFonts w:hint="eastAsia"/>
+                <w:szCs w:val="22"/>
+              </w:rPr>
+              <w:t xml:space="preserve"> (클수록 완만해짐)</w:t>
+            </w:r>
+          </w:p>
+        </w:tc>
+      </w:tr>
+      <w:tr>
+        <w:trPr>
+          <w:jc w:val="center"/>
+        </w:trPr>
+        <w:tc>
+          <w:tcPr>
+            <w:tcW w:w="775" w:type="dxa"/>
+          </w:tcPr>
+          <w:p>
+            <w:pPr>
+              <w:jc w:val="center"/>
+              <w:rPr>
+                <w:szCs w:val="22"/>
+              </w:rPr>
+            </w:pPr>
+            <w:r>
+              <w:rPr>
                 <w:rFonts w:hint="eastAsia"/>
                 <w:szCs w:val="22"/>
               </w:rPr>
               <w:t>E</w:t>
             </w:r>
+          </w:p>
+        </w:tc>
+        <w:tc>
+          <w:tcPr>
+            <w:tcW w:w="1802" w:type="dxa"/>
+          </w:tcPr>
+          <w:p>
+            <w:pPr>
+              <w:jc w:val="center"/>
+              <w:rPr>
+                <w:szCs w:val="22"/>
+              </w:rPr>
+            </w:pPr>
           </w:p>
         </w:tc>
         <w:tc>
@@ -3170,6 +3601,14 @@
     <w:p>
       <w:pPr>
         <w:rPr>
+          <w:szCs w:val="22"/>
+        </w:rPr>
+      </w:pPr>
+    </w:p>
+    <w:p>
+      <w:pPr>
+        <w:rPr>
+          <w:rFonts w:hint="eastAsia"/>
           <w:szCs w:val="22"/>
         </w:rPr>
       </w:pPr>
@@ -3189,6 +3628,7 @@
               <w:sz w:val="32"/>
               <w:szCs w:val="32"/>
             </w:rPr>
+            <w:lastRenderedPageBreak/>
             <m:t>E=</m:t>
           </m:r>
           <m:r>
@@ -3528,13 +3968,14 @@
     <w:tbl>
       <w:tblPr>
         <w:tblStyle w:val="ac"/>
-        <w:tblW w:w="0" w:type="auto"/>
+        <w:tblW w:w="10468" w:type="dxa"/>
         <w:jc w:val="center"/>
         <w:tblLayout w:type="fixed"/>
         <w:tblLook w:val="04A0" w:firstRow="1" w:lastRow="0" w:firstColumn="1" w:lastColumn="0" w:noHBand="0" w:noVBand="1"/>
       </w:tblPr>
       <w:tblGrid>
         <w:gridCol w:w="816"/>
+        <w:gridCol w:w="1802"/>
         <w:gridCol w:w="1606"/>
         <w:gridCol w:w="842"/>
         <w:gridCol w:w="5402"/>
@@ -3546,89 +3987,108 @@
         <w:tc>
           <w:tcPr>
             <w:tcW w:w="816" w:type="dxa"/>
-          </w:tcPr>
-          <w:p>
-            <w:pPr>
-              <w:jc w:val="center"/>
-              <w:rPr>
-                <w:szCs w:val="22"/>
-                <w:vertAlign w:val="subscript"/>
-              </w:rPr>
-            </w:pPr>
-            <w:r>
-              <w:rPr>
-                <w:rFonts w:hint="eastAsia"/>
-                <w:szCs w:val="22"/>
-              </w:rPr>
-              <w:t>E</w:t>
-            </w:r>
-            <w:r>
-              <w:rPr>
-                <w:rFonts w:hint="eastAsia"/>
-                <w:szCs w:val="22"/>
-                <w:vertAlign w:val="subscript"/>
-              </w:rPr>
-              <w:t>min</w:t>
-            </w:r>
+            <w:shd w:val="clear" w:color="auto" w:fill="D1D1D1" w:themeFill="background2" w:themeFillShade="E6"/>
+          </w:tcPr>
+          <w:p>
+            <w:pPr>
+              <w:jc w:val="center"/>
+              <w:rPr>
+                <w:rFonts w:hint="eastAsia"/>
+                <w:sz w:val="28"/>
+                <w:szCs w:val="28"/>
+              </w:rPr>
+            </w:pPr>
+          </w:p>
+        </w:tc>
+        <w:tc>
+          <w:tcPr>
+            <w:tcW w:w="1802" w:type="dxa"/>
+            <w:shd w:val="clear" w:color="auto" w:fill="D1D1D1" w:themeFill="background2" w:themeFillShade="E6"/>
+          </w:tcPr>
+          <w:p>
+            <w:pPr>
+              <w:jc w:val="center"/>
+              <w:rPr>
+                <w:rFonts w:hint="eastAsia"/>
+                <w:sz w:val="28"/>
+                <w:szCs w:val="28"/>
+              </w:rPr>
+            </w:pPr>
+            <w:proofErr w:type="spellStart"/>
+            <w:r>
+              <w:rPr>
+                <w:rFonts w:hint="eastAsia"/>
+                <w:sz w:val="28"/>
+                <w:szCs w:val="28"/>
+              </w:rPr>
+              <w:t>json</w:t>
+            </w:r>
+            <w:proofErr w:type="spellEnd"/>
+            <w:r>
+              <w:rPr>
+                <w:rFonts w:hint="eastAsia"/>
+                <w:sz w:val="28"/>
+                <w:szCs w:val="28"/>
+              </w:rPr>
+              <w:t xml:space="preserve"> </w:t>
+            </w:r>
+            <w:proofErr w:type="spellStart"/>
+            <w:r>
+              <w:rPr>
+                <w:rFonts w:hint="eastAsia"/>
+                <w:sz w:val="28"/>
+                <w:szCs w:val="28"/>
+              </w:rPr>
+              <w:t>변수명</w:t>
+            </w:r>
+            <w:proofErr w:type="spellEnd"/>
           </w:p>
         </w:tc>
         <w:tc>
           <w:tcPr>
             <w:tcW w:w="1606" w:type="dxa"/>
-          </w:tcPr>
-          <w:p>
-            <w:pPr>
-              <w:jc w:val="center"/>
-              <w:rPr>
-                <w:szCs w:val="22"/>
-              </w:rPr>
-            </w:pPr>
-            <w:r>
-              <w:rPr>
-                <w:rFonts w:hint="eastAsia"/>
-                <w:szCs w:val="22"/>
-              </w:rPr>
-              <w:t>기획자 조정</w:t>
-            </w:r>
+            <w:shd w:val="clear" w:color="auto" w:fill="D1D1D1" w:themeFill="background2" w:themeFillShade="E6"/>
+          </w:tcPr>
+          <w:p>
+            <w:pPr>
+              <w:jc w:val="center"/>
+              <w:rPr>
+                <w:rFonts w:hint="eastAsia"/>
+                <w:sz w:val="28"/>
+                <w:szCs w:val="28"/>
+              </w:rPr>
+            </w:pPr>
           </w:p>
         </w:tc>
         <w:tc>
           <w:tcPr>
             <w:tcW w:w="842" w:type="dxa"/>
-          </w:tcPr>
-          <w:p>
-            <w:pPr>
-              <w:jc w:val="center"/>
-              <w:rPr>
-                <w:szCs w:val="22"/>
-              </w:rPr>
-            </w:pPr>
-            <w:r>
-              <w:rPr>
-                <w:rFonts w:hint="eastAsia"/>
-                <w:szCs w:val="22"/>
-              </w:rPr>
-              <w:t>0.5</w:t>
-            </w:r>
+            <w:shd w:val="clear" w:color="auto" w:fill="D1D1D1" w:themeFill="background2" w:themeFillShade="E6"/>
+          </w:tcPr>
+          <w:p>
+            <w:pPr>
+              <w:jc w:val="center"/>
+              <w:rPr>
+                <w:rFonts w:hint="eastAsia"/>
+                <w:sz w:val="28"/>
+                <w:szCs w:val="28"/>
+              </w:rPr>
+            </w:pPr>
           </w:p>
         </w:tc>
         <w:tc>
           <w:tcPr>
             <w:tcW w:w="5402" w:type="dxa"/>
-          </w:tcPr>
-          <w:p>
-            <w:pPr>
-              <w:rPr>
-                <w:szCs w:val="22"/>
-              </w:rPr>
-            </w:pPr>
-            <w:r>
-              <w:rPr>
-                <w:rFonts w:hint="eastAsia"/>
-                <w:szCs w:val="22"/>
-              </w:rPr>
-              <w:t>감정 배율 최소</w:t>
-            </w:r>
+            <w:shd w:val="clear" w:color="auto" w:fill="D1D1D1" w:themeFill="background2" w:themeFillShade="E6"/>
+          </w:tcPr>
+          <w:p>
+            <w:pPr>
+              <w:rPr>
+                <w:rFonts w:hint="eastAsia"/>
+                <w:sz w:val="28"/>
+                <w:szCs w:val="28"/>
+              </w:rPr>
+            </w:pPr>
           </w:p>
         </w:tc>
       </w:tr>
@@ -3653,7 +4113,6 @@
                 <w:rFonts w:hint="eastAsia"/>
                 <w:szCs w:val="22"/>
               </w:rPr>
-              <w:lastRenderedPageBreak/>
               <w:t>E</w:t>
             </w:r>
             <w:r>
@@ -3662,8 +4121,31 @@
                 <w:szCs w:val="22"/>
                 <w:vertAlign w:val="subscript"/>
               </w:rPr>
-              <w:t>max</w:t>
-            </w:r>
+              <w:t>min</w:t>
+            </w:r>
+          </w:p>
+        </w:tc>
+        <w:tc>
+          <w:tcPr>
+            <w:tcW w:w="1802" w:type="dxa"/>
+          </w:tcPr>
+          <w:p>
+            <w:pPr>
+              <w:jc w:val="center"/>
+              <w:rPr>
+                <w:rFonts w:hint="eastAsia"/>
+                <w:szCs w:val="22"/>
+              </w:rPr>
+            </w:pPr>
+            <w:proofErr w:type="spellStart"/>
+            <w:r>
+              <w:rPr>
+                <w:rFonts w:hint="eastAsia"/>
+                <w:szCs w:val="22"/>
+              </w:rPr>
+              <w:t>minEmotion</w:t>
+            </w:r>
+            <w:proofErr w:type="spellEnd"/>
           </w:p>
         </w:tc>
         <w:tc>
@@ -3702,7 +4184,7 @@
                 <w:rFonts w:hint="eastAsia"/>
                 <w:szCs w:val="22"/>
               </w:rPr>
-              <w:t>1.5</w:t>
+              <w:t>0.5</w:t>
             </w:r>
           </w:p>
         </w:tc>
@@ -3721,7 +4203,7 @@
                 <w:rFonts w:hint="eastAsia"/>
                 <w:szCs w:val="22"/>
               </w:rPr>
-              <w:t>감정 배율 최대</w:t>
+              <w:t>감정 배율 최소</w:t>
             </w:r>
           </w:p>
         </w:tc>
@@ -3755,8 +4237,31 @@
                 <w:szCs w:val="22"/>
                 <w:vertAlign w:val="subscript"/>
               </w:rPr>
-              <w:t>base</w:t>
-            </w:r>
+              <w:t>max</w:t>
+            </w:r>
+          </w:p>
+        </w:tc>
+        <w:tc>
+          <w:tcPr>
+            <w:tcW w:w="1802" w:type="dxa"/>
+          </w:tcPr>
+          <w:p>
+            <w:pPr>
+              <w:jc w:val="center"/>
+              <w:rPr>
+                <w:rFonts w:hint="eastAsia"/>
+                <w:szCs w:val="22"/>
+              </w:rPr>
+            </w:pPr>
+            <w:proofErr w:type="spellStart"/>
+            <w:r>
+              <w:rPr>
+                <w:rFonts w:hint="eastAsia"/>
+                <w:szCs w:val="22"/>
+              </w:rPr>
+              <w:t>maxEmotion</w:t>
+            </w:r>
+            <w:proofErr w:type="spellEnd"/>
           </w:p>
         </w:tc>
         <w:tc>
@@ -3795,7 +4300,7 @@
                 <w:rFonts w:hint="eastAsia"/>
                 <w:szCs w:val="22"/>
               </w:rPr>
-              <w:t>1.2</w:t>
+              <w:t>1.5</w:t>
             </w:r>
           </w:p>
         </w:tc>
@@ -3814,7 +4319,7 @@
                 <w:rFonts w:hint="eastAsia"/>
                 <w:szCs w:val="22"/>
               </w:rPr>
-              <w:t>감정 배율 기준치</w:t>
+              <w:t>감정 배율 최대</w:t>
             </w:r>
           </w:p>
         </w:tc>
@@ -3835,12 +4340,13 @@
                 <w:vertAlign w:val="subscript"/>
               </w:rPr>
             </w:pPr>
-            <w:r>
-              <w:rPr>
-                <w:rFonts w:hint="eastAsia"/>
-                <w:szCs w:val="22"/>
-              </w:rPr>
-              <w:t>c</w:t>
+            <w:proofErr w:type="spellStart"/>
+            <w:r>
+              <w:rPr>
+                <w:rFonts w:hint="eastAsia"/>
+                <w:szCs w:val="22"/>
+              </w:rPr>
+              <w:t>E</w:t>
             </w:r>
             <w:r>
               <w:rPr>
@@ -3848,8 +4354,32 @@
                 <w:szCs w:val="22"/>
                 <w:vertAlign w:val="subscript"/>
               </w:rPr>
-              <w:t>fear</w:t>
-            </w:r>
+              <w:t>base</w:t>
+            </w:r>
+            <w:proofErr w:type="spellEnd"/>
+          </w:p>
+        </w:tc>
+        <w:tc>
+          <w:tcPr>
+            <w:tcW w:w="1802" w:type="dxa"/>
+          </w:tcPr>
+          <w:p>
+            <w:pPr>
+              <w:jc w:val="center"/>
+              <w:rPr>
+                <w:rFonts w:hint="eastAsia"/>
+                <w:szCs w:val="22"/>
+              </w:rPr>
+            </w:pPr>
+            <w:proofErr w:type="spellStart"/>
+            <w:r>
+              <w:rPr>
+                <w:rFonts w:hint="eastAsia"/>
+                <w:szCs w:val="22"/>
+              </w:rPr>
+              <w:t>baseEmotion</w:t>
+            </w:r>
+            <w:proofErr w:type="spellEnd"/>
           </w:p>
         </w:tc>
         <w:tc>
@@ -3863,6 +4393,13 @@
                 <w:szCs w:val="22"/>
               </w:rPr>
             </w:pPr>
+            <w:r>
+              <w:rPr>
+                <w:rFonts w:hint="eastAsia"/>
+                <w:szCs w:val="22"/>
+              </w:rPr>
+              <w:t>기획자 조정</w:t>
+            </w:r>
           </w:p>
         </w:tc>
         <w:tc>
@@ -3881,7 +4418,7 @@
                 <w:rFonts w:hint="eastAsia"/>
                 <w:szCs w:val="22"/>
               </w:rPr>
-              <w:t>0</w:t>
+              <w:t>1.2</w:t>
             </w:r>
           </w:p>
         </w:tc>
@@ -3900,7 +4437,7 @@
                 <w:rFonts w:hint="eastAsia"/>
                 <w:szCs w:val="22"/>
               </w:rPr>
-              <w:t>할당량 갱신 후 완수할 때까지 Fear 총 누적 횟수</w:t>
+              <w:t>감정 배율 기준치</w:t>
             </w:r>
           </w:p>
         </w:tc>
@@ -3921,6 +4458,7 @@
                 <w:vertAlign w:val="subscript"/>
               </w:rPr>
             </w:pPr>
+            <w:proofErr w:type="spellStart"/>
             <w:r>
               <w:rPr>
                 <w:rFonts w:hint="eastAsia"/>
@@ -3934,8 +4472,22 @@
                 <w:szCs w:val="22"/>
                 <w:vertAlign w:val="subscript"/>
               </w:rPr>
-              <w:t>surprise</w:t>
-            </w:r>
+              <w:t>fear</w:t>
+            </w:r>
+            <w:proofErr w:type="spellEnd"/>
+          </w:p>
+        </w:tc>
+        <w:tc>
+          <w:tcPr>
+            <w:tcW w:w="1802" w:type="dxa"/>
+          </w:tcPr>
+          <w:p>
+            <w:pPr>
+              <w:jc w:val="center"/>
+              <w:rPr>
+                <w:szCs w:val="22"/>
+              </w:rPr>
+            </w:pPr>
           </w:p>
         </w:tc>
         <w:tc>
@@ -3986,7 +4538,7 @@
                 <w:rFonts w:hint="eastAsia"/>
                 <w:szCs w:val="22"/>
               </w:rPr>
-              <w:t>할당량 갱신 후 완수할 때까지 Surprise 누적 횟수</w:t>
+              <w:t>할당량 갱신 후 완수할 때까지 Fear 총 누적 횟수</w:t>
             </w:r>
           </w:p>
         </w:tc>
@@ -4007,6 +4559,7 @@
                 <w:vertAlign w:val="subscript"/>
               </w:rPr>
             </w:pPr>
+            <w:proofErr w:type="spellStart"/>
             <w:r>
               <w:rPr>
                 <w:rFonts w:hint="eastAsia"/>
@@ -4020,8 +4573,22 @@
                 <w:szCs w:val="22"/>
                 <w:vertAlign w:val="subscript"/>
               </w:rPr>
-              <w:t>sad</w:t>
-            </w:r>
+              <w:t>surprise</w:t>
+            </w:r>
+            <w:proofErr w:type="spellEnd"/>
+          </w:p>
+        </w:tc>
+        <w:tc>
+          <w:tcPr>
+            <w:tcW w:w="1802" w:type="dxa"/>
+          </w:tcPr>
+          <w:p>
+            <w:pPr>
+              <w:jc w:val="center"/>
+              <w:rPr>
+                <w:szCs w:val="22"/>
+              </w:rPr>
+            </w:pPr>
           </w:p>
         </w:tc>
         <w:tc>
@@ -4072,7 +4639,7 @@
                 <w:rFonts w:hint="eastAsia"/>
                 <w:szCs w:val="22"/>
               </w:rPr>
-              <w:t>할당량 갱신 후 완수할 때까지 Sad 누적 횟수</w:t>
+              <w:t>할당량 갱신 후 완수할 때까지 Surprise 누적 횟수</w:t>
             </w:r>
           </w:p>
         </w:tc>
@@ -4090,6 +4657,107 @@
               <w:jc w:val="center"/>
               <w:rPr>
                 <w:szCs w:val="22"/>
+                <w:vertAlign w:val="subscript"/>
+              </w:rPr>
+            </w:pPr>
+            <w:proofErr w:type="spellStart"/>
+            <w:r>
+              <w:rPr>
+                <w:rFonts w:hint="eastAsia"/>
+                <w:szCs w:val="22"/>
+              </w:rPr>
+              <w:t>c</w:t>
+            </w:r>
+            <w:r>
+              <w:rPr>
+                <w:rFonts w:hint="eastAsia"/>
+                <w:szCs w:val="22"/>
+                <w:vertAlign w:val="subscript"/>
+              </w:rPr>
+              <w:t>sad</w:t>
+            </w:r>
+            <w:proofErr w:type="spellEnd"/>
+          </w:p>
+        </w:tc>
+        <w:tc>
+          <w:tcPr>
+            <w:tcW w:w="1802" w:type="dxa"/>
+          </w:tcPr>
+          <w:p>
+            <w:pPr>
+              <w:jc w:val="center"/>
+              <w:rPr>
+                <w:szCs w:val="22"/>
+              </w:rPr>
+            </w:pPr>
+          </w:p>
+        </w:tc>
+        <w:tc>
+          <w:tcPr>
+            <w:tcW w:w="1606" w:type="dxa"/>
+          </w:tcPr>
+          <w:p>
+            <w:pPr>
+              <w:jc w:val="center"/>
+              <w:rPr>
+                <w:szCs w:val="22"/>
+              </w:rPr>
+            </w:pPr>
+          </w:p>
+        </w:tc>
+        <w:tc>
+          <w:tcPr>
+            <w:tcW w:w="842" w:type="dxa"/>
+          </w:tcPr>
+          <w:p>
+            <w:pPr>
+              <w:jc w:val="center"/>
+              <w:rPr>
+                <w:szCs w:val="22"/>
+              </w:rPr>
+            </w:pPr>
+            <w:r>
+              <w:rPr>
+                <w:rFonts w:hint="eastAsia"/>
+                <w:szCs w:val="22"/>
+              </w:rPr>
+              <w:t>0</w:t>
+            </w:r>
+          </w:p>
+        </w:tc>
+        <w:tc>
+          <w:tcPr>
+            <w:tcW w:w="5402" w:type="dxa"/>
+          </w:tcPr>
+          <w:p>
+            <w:pPr>
+              <w:rPr>
+                <w:szCs w:val="22"/>
+              </w:rPr>
+            </w:pPr>
+            <w:r>
+              <w:rPr>
+                <w:rFonts w:hint="eastAsia"/>
+                <w:szCs w:val="22"/>
+              </w:rPr>
+              <w:t>할당량 갱신 후 완수할 때까지 Sad 누적 횟수</w:t>
+            </w:r>
+          </w:p>
+        </w:tc>
+      </w:tr>
+      <w:tr>
+        <w:trPr>
+          <w:jc w:val="center"/>
+        </w:trPr>
+        <w:tc>
+          <w:tcPr>
+            <w:tcW w:w="816" w:type="dxa"/>
+          </w:tcPr>
+          <w:p>
+            <w:pPr>
+              <w:jc w:val="center"/>
+              <w:rPr>
+                <w:szCs w:val="22"/>
               </w:rPr>
             </w:pPr>
             <w:r>
@@ -4099,6 +4767,29 @@
               </w:rPr>
               <w:t>K</w:t>
             </w:r>
+          </w:p>
+        </w:tc>
+        <w:tc>
+          <w:tcPr>
+            <w:tcW w:w="1802" w:type="dxa"/>
+          </w:tcPr>
+          <w:p>
+            <w:pPr>
+              <w:jc w:val="center"/>
+              <w:rPr>
+                <w:rFonts w:hint="eastAsia"/>
+                <w:szCs w:val="22"/>
+              </w:rPr>
+            </w:pPr>
+            <w:proofErr w:type="spellStart"/>
+            <w:r>
+              <w:rPr>
+                <w:rFonts w:hint="eastAsia"/>
+                <w:szCs w:val="22"/>
+              </w:rPr>
+              <w:t>avgBadEmotionCnt</w:t>
+            </w:r>
+            <w:proofErr w:type="spellEnd"/>
           </w:p>
         </w:tc>
         <w:tc>
@@ -4172,16 +4863,138 @@
     <w:p>
       <w:pPr>
         <w:rPr>
+          <w:sz w:val="28"/>
+          <w:szCs w:val="28"/>
+        </w:rPr>
+      </w:pPr>
+      <w:r>
+        <w:rPr>
+          <w:rFonts w:hint="eastAsia"/>
+          <w:sz w:val="28"/>
+          <w:szCs w:val="28"/>
+        </w:rPr>
+        <w:t xml:space="preserve">- 최초 </w:t>
+      </w:r>
+      <w:proofErr w:type="gramStart"/>
+      <w:r>
+        <w:rPr>
+          <w:rFonts w:hint="eastAsia"/>
+          <w:sz w:val="28"/>
+          <w:szCs w:val="28"/>
+        </w:rPr>
+        <w:t>할당량</w:t>
+      </w:r>
+      <w:r>
+        <w:rPr>
+          <w:rFonts w:hint="eastAsia"/>
+          <w:sz w:val="28"/>
+          <w:szCs w:val="28"/>
+        </w:rPr>
+        <w:t>(</w:t>
+      </w:r>
+      <w:r>
+        <w:rPr>
+          <w:rFonts w:hint="eastAsia"/>
+          <w:sz w:val="28"/>
+          <w:szCs w:val="28"/>
+        </w:rPr>
+        <w:t xml:space="preserve"> </w:t>
+      </w:r>
+      <w:proofErr w:type="spellStart"/>
+      <w:r>
+        <w:rPr>
+          <w:rFonts w:hint="eastAsia"/>
+          <w:sz w:val="28"/>
+          <w:szCs w:val="28"/>
+        </w:rPr>
+        <w:t>json</w:t>
+      </w:r>
+      <w:proofErr w:type="spellEnd"/>
+      <w:proofErr w:type="gramEnd"/>
+      <w:r>
+        <w:rPr>
+          <w:rFonts w:hint="eastAsia"/>
+          <w:sz w:val="28"/>
+          <w:szCs w:val="28"/>
+        </w:rPr>
+        <w:t xml:space="preserve"> </w:t>
+      </w:r>
+      <w:proofErr w:type="spellStart"/>
+      <w:r>
+        <w:rPr>
+          <w:rFonts w:hint="eastAsia"/>
+          <w:sz w:val="28"/>
+          <w:szCs w:val="28"/>
+        </w:rPr>
+        <w:t>변수명</w:t>
+      </w:r>
+      <w:proofErr w:type="spellEnd"/>
+      <w:r>
+        <w:rPr>
+          <w:rFonts w:hint="eastAsia"/>
+          <w:sz w:val="28"/>
+          <w:szCs w:val="28"/>
+        </w:rPr>
+        <w:t xml:space="preserve">: </w:t>
+      </w:r>
+      <w:proofErr w:type="spellStart"/>
+      <w:proofErr w:type="gramStart"/>
+      <w:r>
+        <w:rPr>
+          <w:sz w:val="28"/>
+          <w:szCs w:val="28"/>
+        </w:rPr>
+        <w:t>initial</w:t>
+      </w:r>
+      <w:r>
+        <w:rPr>
+          <w:rFonts w:hint="eastAsia"/>
+          <w:sz w:val="28"/>
+          <w:szCs w:val="28"/>
+        </w:rPr>
+        <w:t>Quota</w:t>
+      </w:r>
+      <w:proofErr w:type="spellEnd"/>
+      <w:r>
+        <w:rPr>
+          <w:rFonts w:hint="eastAsia"/>
+          <w:sz w:val="28"/>
+          <w:szCs w:val="28"/>
+        </w:rPr>
+        <w:t xml:space="preserve"> </w:t>
+      </w:r>
+      <w:r>
+        <w:rPr>
+          <w:rFonts w:hint="eastAsia"/>
+          <w:sz w:val="28"/>
+          <w:szCs w:val="28"/>
+        </w:rPr>
+        <w:t>)</w:t>
+      </w:r>
+      <w:proofErr w:type="gramEnd"/>
+      <w:r>
+        <w:rPr>
+          <w:rFonts w:hint="eastAsia"/>
+          <w:sz w:val="28"/>
+          <w:szCs w:val="28"/>
+        </w:rPr>
+        <w:t>:</w:t>
+      </w:r>
+      <w:r>
+        <w:rPr>
+          <w:rFonts w:hint="eastAsia"/>
+          <w:sz w:val="28"/>
+          <w:szCs w:val="28"/>
+        </w:rPr>
+        <w:t xml:space="preserve"> 200 (기획자 조정)</w:t>
+      </w:r>
+    </w:p>
+    <w:p>
+      <w:pPr>
+        <w:rPr>
           <w:szCs w:val="22"/>
         </w:rPr>
       </w:pPr>
-      <w:r>
-        <w:rPr>
-          <w:rFonts w:hint="eastAsia"/>
-          <w:szCs w:val="22"/>
-        </w:rPr>
-        <w:t>- 최초의 할당량은 200이다. (기획자가 조정할 수 있어야 함)</w:t>
-      </w:r>
     </w:p>
     <w:p>
       <w:pPr>
@@ -4997,7 +5810,6 @@
   <w:style w:type="character" w:default="1" w:styleId="a0">
     <w:name w:val="Default Paragraph Font"/>
     <w:uiPriority w:val="1"/>
-    <w:semiHidden/>
     <w:unhideWhenUsed/>
   </w:style>
   <w:style w:type="table" w:default="1" w:styleId="a1">
